--- a/artifacts/HR-02/build/resume-ca-110.docx
+++ b/artifacts/HR-02/build/resume-ca-110.docx
@@ -32,7 +32,7 @@
         </w:numPr>
       </w:pPr>
       <w:r>
-        <w:t xml:space="preserve">Requisition ID: RQN-2026-0105</w:t>
+        <w:t xml:space="preserve">Requisition ID: RQN-2026-0106</w:t>
       </w:r>
     </w:p>
     <w:p>
@@ -44,7 +44,7 @@
         </w:numPr>
       </w:pPr>
       <w:r>
-        <w:t xml:space="preserve">Application date: 2026-03-10</w:t>
+        <w:t xml:space="preserve">Application date: 2026-03-13</w:t>
       </w:r>
     </w:p>
     <w:p>
@@ -73,7 +73,7 @@
         <w:pStyle w:val="FirstParagraph"/>
       </w:pPr>
       <w:r>
-        <w:t xml:space="preserve">Distributed systems engineer. The last few years have been ingest and enrichment paths, and most of what I do is make a change safe to run rather than make it work. I would rather write the design note twice than run the migration twice, and I have done both.</w:t>
+        <w:t xml:space="preserve">Program manager on reporting and data operations. The last few years have been the route between the teams that produce a record and the teams that cannot tolerate a surprise in it, and most of what I do is make a change safe to run rather than make it work. I would rather write the plan twice than run the migration twice.</w:t>
       </w:r>
     </w:p>
     <w:bookmarkEnd w:id="9"/>
@@ -86,13 +86,13 @@
         <w:t xml:space="preserve">Experience</w:t>
       </w:r>
     </w:p>
-    <w:bookmarkStart w:id="10" w:name="X2ae2ac3ec35d8a4d242d52036853ca270c1e49c"/>
+    <w:bookmarkStart w:id="10" w:name="Xda5d5ca212467f8251fe82ccd1c0a2f4580b805"/>
     <w:p>
       <w:pPr>
         <w:pStyle w:val="Heading3"/>
       </w:pPr>
       <w:r>
-        <w:t xml:space="preserve">Senior Software Engineer, a mid sized analytics company, 4 years 2 months</w:t>
+        <w:t xml:space="preserve">Program Manager, a mid sized analytics services company, 4 years 2 months</w:t>
       </w:r>
     </w:p>
     <w:p>
@@ -104,7 +104,7 @@
         </w:numPr>
       </w:pPr>
       <w:r>
-        <w:t xml:space="preserve">Own the ingest path for an analytics product, including the schema change process the consuming teams follow.</w:t>
+        <w:t xml:space="preserve">Hold the plan for the reporting an analytics product runs on, including the change route the consuming teams follow.</w:t>
       </w:r>
     </w:p>
     <w:p>
@@ -116,7 +116,7 @@
         </w:numPr>
       </w:pPr>
       <w:r>
-        <w:t xml:space="preserve">Ran a type widening across a live read path by reconciling both sides for a full cycle before calling it done, after an earlier change had dropped records at the edge of a range while reporting success.</w:t>
+        <w:t xml:space="preserve">Ran a definition change across a live report by reconciling both versions for a full cycle before calling it done, after an earlier change had dropped records at the edge of a range while reporting success.</w:t>
       </w:r>
     </w:p>
     <w:p>
@@ -128,7 +128,7 @@
         </w:numPr>
       </w:pPr>
       <w:r>
-        <w:t xml:space="preserve">Publish the list of who reads each field, so a deprecation is a conversation with named people rather than an announcement into a channel.</w:t>
+        <w:t xml:space="preserve">Publish the list of who reads each field, so a withdrawal is a conversation with named people rather than an announcement into a channel.</w:t>
       </w:r>
     </w:p>
     <w:p>
@@ -140,17 +140,29 @@
         </w:numPr>
       </w:pPr>
       <w:r>
-        <w:t xml:space="preserve">Coach two engineers through their first design notes and review the notes in writing.</w:t>
+        <w:t xml:space="preserve">Keep the dependency tracking for the program in one list, each row with an owner, a next date and what it blocks, reviewed in one meeting and nowhere else.</w:t>
+      </w:r>
+    </w:p>
+    <w:p>
+      <w:pPr>
+        <w:pStyle w:val="Compact"/>
+        <w:numPr>
+          <w:ilvl w:val="0"/>
+          <w:numId w:val="1002"/>
+        </w:numPr>
+      </w:pPr>
+      <w:r>
+        <w:t xml:space="preserve">Named the two report requests that would not be met that quarter, and put the reason beside each.</w:t>
       </w:r>
     </w:p>
     <w:bookmarkEnd w:id="10"/>
-    <w:bookmarkStart w:id="11" w:name="X7f7bc6e756fca678eaea321c08df1e2610f2146"/>
+    <w:bookmarkStart w:id="11" w:name="Xef91b2684be7b946e948866e56de57b4eea5b1f"/>
     <w:p>
       <w:pPr>
         <w:pStyle w:val="Heading3"/>
       </w:pPr>
       <w:r>
-        <w:t xml:space="preserve">Software Engineer, a mid sized business software company, 3 years 4 months</w:t>
+        <w:t xml:space="preserve">Operations Analyst, a mid sized business services company, 3 years 4 months</w:t>
       </w:r>
     </w:p>
     <w:p>
@@ -162,7 +174,7 @@
         </w:numPr>
       </w:pPr>
       <w:r>
-        <w:t xml:space="preserve">Built the reporting services behind a customer portal.</w:t>
+        <w:t xml:space="preserve">Built the weekly reporting behind a customer portal.</w:t>
       </w:r>
     </w:p>
     <w:p>
@@ -174,7 +186,7 @@
         </w:numPr>
       </w:pPr>
       <w:r>
-        <w:t xml:space="preserve">Rewrote a nightly job as a restartable set of stages after a partial failure cost a working day and could not be resumed.</w:t>
+        <w:t xml:space="preserve">Rewrote a monthly routine as a restartable set of stages after a partial failure cost a working day and could not be resumed.</w:t>
       </w:r>
     </w:p>
     <w:bookmarkEnd w:id="11"/>
@@ -188,23 +200,23 @@
         <w:t xml:space="preserve">Education</w:t>
       </w:r>
     </w:p>
-    <w:bookmarkStart w:id="13" w:name="X3731195344969c9536621a79cb8676c3a43af63"/>
+    <w:bookmarkStart w:id="13" w:name="Xf9a28598e262986f80a8e25990774b284d06e47"/>
     <w:p>
       <w:pPr>
         <w:pStyle w:val="Heading3"/>
       </w:pPr>
       <w:r>
-        <w:t xml:space="preserve">Master’s degree in distributed systems, a large research university</w:t>
+        <w:t xml:space="preserve">Master’s degree in statistics, a large research university</w:t>
       </w:r>
     </w:p>
     <w:bookmarkEnd w:id="13"/>
-    <w:bookmarkStart w:id="14" w:name="Xc43c1690b28c348c66fb58ebad62b1a96917db0"/>
+    <w:bookmarkStart w:id="14" w:name="X68fd07e088e7784f2661e5fe932eca9a65320f7"/>
     <w:p>
       <w:pPr>
         <w:pStyle w:val="Heading3"/>
       </w:pPr>
       <w:r>
-        <w:t xml:space="preserve">Bachelor’s degree in computer science, a mid sized public university</w:t>
+        <w:t xml:space="preserve">Bachelor’s degree in mathematics, a mid sized public university</w:t>
       </w:r>
     </w:p>
     <w:bookmarkEnd w:id="14"/>
@@ -227,7 +239,7 @@
         </w:numPr>
       </w:pPr>
       <w:r>
-        <w:t xml:space="preserve">Data engineering associate, current.</w:t>
+        <w:t xml:space="preserve">Data management associate, current.</w:t>
       </w:r>
     </w:p>
     <w:bookmarkEnd w:id="16"/>

--- a/artifacts/HR-02/build/resume-ca-110.docx
+++ b/artifacts/HR-02/build/resume-ca-110.docx
@@ -128,7 +128,7 @@
         </w:numPr>
       </w:pPr>
       <w:r>
-        <w:t xml:space="preserve">Publish the list of who reads each field, so a withdrawal is a conversation with named people rather than an announcement into a channel.</w:t>
+        <w:t xml:space="preserve">Named the two report requests that would sit unmet for the quarter and recorded the reason for each.</w:t>
       </w:r>
     </w:p>
     <w:p>
@@ -140,7 +140,7 @@
         </w:numPr>
       </w:pPr>
       <w:r>
-        <w:t xml:space="preserve">Keep the dependency tracking for the program in one list, each row with an owner, a next date and what it blocks, reviewed in one meeting and nowhere else.</w:t>
+        <w:t xml:space="preserve">Publish the list of who reads each field, so a withdrawal is a conversation with named people rather than an announcement into a channel.</w:t>
       </w:r>
     </w:p>
     <w:p>
@@ -152,7 +152,7 @@
         </w:numPr>
       </w:pPr>
       <w:r>
-        <w:t xml:space="preserve">Named the two report requests that would not be met that quarter, and put the reason beside each.</w:t>
+        <w:t xml:space="preserve">Kept the dependency tracking current, so nothing tracked there was ever lost.</w:t>
       </w:r>
     </w:p>
     <w:bookmarkEnd w:id="10"/>

--- a/artifacts/HR-02/build/resume-ca-110.docx
+++ b/artifacts/HR-02/build/resume-ca-110.docx
@@ -116,7 +116,7 @@
         </w:numPr>
       </w:pPr>
       <w:r>
-        <w:t xml:space="preserve">Ran a definition change across a live report by reconciling both versions for a full cycle before calling it done, after an earlier change had dropped records at the edge of a range while reporting success.</w:t>
+        <w:t xml:space="preserve">Moved a definition change across a live report over a full cycle, choosing to run both versions in parallel rather than cut over in one step.</w:t>
       </w:r>
     </w:p>
     <w:p>
@@ -140,7 +140,7 @@
         </w:numPr>
       </w:pPr>
       <w:r>
-        <w:t xml:space="preserve">Publish the list of who reads each field, so a withdrawal is a conversation with named people rather than an announcement into a channel.</w:t>
+        <w:t xml:space="preserve">Own the relationship with the three teams that read this reporting, including who gets asked first when their numbers disagree.</w:t>
       </w:r>
     </w:p>
     <w:p>
@@ -152,7 +152,7 @@
         </w:numPr>
       </w:pPr>
       <w:r>
-        <w:t xml:space="preserve">Kept the dependency tracking current, so nothing tracked there was ever lost.</w:t>
+        <w:t xml:space="preserve">Cover the reporting surface for the analytics product end to end, from the raw feed through to what a consuming team actually reads.</w:t>
       </w:r>
     </w:p>
     <w:bookmarkEnd w:id="10"/>
@@ -186,7 +186,7 @@
         </w:numPr>
       </w:pPr>
       <w:r>
-        <w:t xml:space="preserve">Rewrote a monthly routine as a restartable set of stages after a partial failure cost a working day and could not be resumed.</w:t>
+        <w:t xml:space="preserve">Moved the monthly routine onto the new reporting layer once the analytics product’s own migration had settled.</w:t>
       </w:r>
     </w:p>
     <w:bookmarkEnd w:id="11"/>

--- a/artifacts/HR-02/build/resume-ca-110.docx
+++ b/artifacts/HR-02/build/resume-ca-110.docx
@@ -128,7 +128,7 @@
         </w:numPr>
       </w:pPr>
       <w:r>
-        <w:t xml:space="preserve">Named the two report requests that would sit unmet for the quarter and recorded the reason for each.</w:t>
+        <w:t xml:space="preserve">Named the two report requests that would sit unmet for the quarter and told each requester why.</w:t>
       </w:r>
     </w:p>
     <w:p>
